--- a/docs/manuales/02_Manual_Administrador_Panel_Villas_Julie.docx
+++ b/docs/manuales/02_Manual_Administrador_Panel_Villas_Julie.docx
@@ -88,25 +88,9 @@
               <w:spacing w:after="60"/>
             </w:pPr>
             <w:r>
-              <w:rPr>
-                <w:rFonts w:ascii="Calibri" w:hAnsi="Calibri"/>
-                <w:b/>
-                <w:i w:val="0"/>
-                <w:color w:val="1F4D78"/>
-                <w:sz w:val="22"/>
-              </w:rPr>
               <w:t>Base documental</w:t>
               <w:br/>
-            </w:r>
-            <w:r>
-              <w:rPr>
-                <w:rFonts w:ascii="Calibri" w:hAnsi="Calibri"/>
-                <w:b w:val="0"/>
-                <w:i w:val="0"/>
-                <w:color w:val="000000"/>
-                <w:sz w:val="21"/>
-              </w:rPr>
-              <w:t>Manual construido a partir del código fuente real del backend, el panel administrativo y los flujos oficiales de WhatsApp. Lo no verificable se marca expresamente como Pendiente de verificar.</w:t>
+              <w:t>Manual actualizado contra el código, el panel y la producción operativa al 27 de agosto de 2026. Los datos comerciales que aún debe proporcionar el propietario se identifican expresamente.</w:t>
             </w:r>
           </w:p>
         </w:tc>
@@ -251,25 +235,9 @@
               <w:spacing w:after="60"/>
             </w:pPr>
             <w:r>
-              <w:rPr>
-                <w:rFonts w:ascii="Calibri" w:hAnsi="Calibri"/>
-                <w:b/>
-                <w:i w:val="0"/>
-                <w:color w:val="7A5A00"/>
-                <w:sz w:val="22"/>
-              </w:rPr>
               <w:t>Alcance efectivo</w:t>
               <w:br/>
-            </w:r>
-            <w:r>
-              <w:rPr>
-                <w:rFonts w:ascii="Calibri" w:hAnsi="Calibri"/>
-                <w:b w:val="0"/>
-                <w:i w:val="0"/>
-                <w:color w:val="000000"/>
-                <w:sz w:val="21"/>
-              </w:rPr>
-              <w:t>El administrador autenticado puede acceder a casi todos los módulos. El sistema todavía no aplica una separación completa de privilegios entre admin y superadministrador.</w:t>
+              <w:t>El administrador opera reservas, huéspedes, cabañas, contenido, calendario y reportes. Las cuentas, pagos, números autorizados, auditoría, cola y copias requieren superadministrador.</w:t>
             </w:r>
           </w:p>
         </w:tc>
@@ -290,14 +258,7 @@
     </w:p>
     <w:p>
       <w:r>
-        <w:rPr>
-          <w:rFonts w:ascii="Calibri" w:hAnsi="Calibri"/>
-          <w:b w:val="0"/>
-          <w:i w:val="0"/>
-          <w:color w:val="000000"/>
-          <w:sz w:val="22"/>
-        </w:rPr>
-        <w:t>El dashboard resume las primeras diez reservas recibidas y calcula sobre ellas reservas, ingresos y huéspedes. Use Reservas para la operación completa y no trate el total del dashboard como informe contable.</w:t>
+        <w:t>El dashboard muestra métricas globales de reservas, valor confirmado, huéspedes y alertas. Use Reportes para consultar ingresos, ocupación y tendencias o exportar los resultados a Excel.</w:t>
       </w:r>
     </w:p>
     <w:p>
@@ -975,14 +936,7 @@
         <w:ind w:left="540" w:hanging="271"/>
       </w:pPr>
       <w:r>
-        <w:rPr>
-          <w:rFonts w:ascii="Calibri" w:hAnsi="Calibri"/>
-          <w:b w:val="0"/>
-          <w:i w:val="0"/>
-          <w:color w:val="000000"/>
-          <w:sz w:val="22"/>
-        </w:rPr>
-        <w:t>Usuarios: crear, editar, activar o desactivar y filtrar por actividad. Los valores Admin y Manager visibles en filtros no representan permisos confiables del panel.</w:t>
+        <w:t>Usuarios: crear, editar, activar o desactivar huéspedes y filtrar por actividad. Las cuentas administrativas se gestionan en un módulo separado y protegido.</w:t>
       </w:r>
     </w:p>
     <w:p>
@@ -1185,14 +1139,7 @@
     </w:p>
     <w:p>
       <w:r>
-        <w:rPr>
-          <w:rFonts w:ascii="Calibri" w:hAnsi="Calibri"/>
-          <w:b w:val="0"/>
-          <w:i w:val="0"/>
-          <w:color w:val="000000"/>
-          <w:sz w:val="22"/>
-        </w:rPr>
-        <w:t>La pantalla Administradores está disponible para cuentas autenticadas. Aunque la interfaz permite crear, editar, cambiar contraseña, activar y eliminar, estas tareas deben reservarse al responsable principal hasta que exista control estricto por rol.</w:t>
+        <w:t>La pantalla Administradores, Auditoría, Copias de seguridad, Mensajes pendientes y la configuración sensible están reservadas al superadministrador. El rol se consulta nuevamente desde la API al verificar la sesión.</w:t>
       </w:r>
     </w:p>
     <w:p>
@@ -1464,16 +1411,8 @@
             <w:vAlign w:val="center"/>
           </w:tcPr>
           <w:p>
-            <w:r/>
             <w:r>
-              <w:rPr>
-                <w:rFonts w:ascii="Calibri" w:hAnsi="Calibri"/>
-                <w:b w:val="0"/>
-                <w:i w:val="0"/>
-                <w:color w:val="000000"/>
-                <w:sz w:val="18"/>
-              </w:rPr>
-              <w:t>Reporte vacío</w:t>
+              <w:t>Reporte sin resultados</w:t>
             </w:r>
           </w:p>
         </w:tc>
@@ -1483,16 +1422,8 @@
             <w:vAlign w:val="center"/>
           </w:tcPr>
           <w:p>
-            <w:r/>
             <w:r>
-              <w:rPr>
-                <w:rFonts w:ascii="Calibri" w:hAnsi="Calibri"/>
-                <w:b w:val="0"/>
-                <w:i w:val="0"/>
-                <w:color w:val="000000"/>
-                <w:sz w:val="18"/>
-              </w:rPr>
-              <w:t>El módulo Reportes está en desarrollo; use Reservas y Calendario.</w:t>
+              <w:t>Revise los filtros de fechas y estados; los reportes usan consultas globales y permiten exportar a Excel.</w:t>
             </w:r>
           </w:p>
         </w:tc>
